--- a/pr-preview/pr-235/chapters/defining-terms-tracked-changes.docx
+++ b/pr-preview/pr-235/chapters/defining-terms-tracked-changes.docx
@@ -26,7 +26,7 @@
       </w:pPr>
       <w:ins w:id="2" w:author="PR Preview" w:date="2026-01-01T00:00:00Z">
         <w:r>
-          <w:t xml:space="preserve">Last modified: 2026-10-16 04:39:01 (PDT)</w:t>
+          <w:t xml:space="preserve">Last modified: 2026-10-16 04:48:20 (PDT)</w:t>
         </w:r>
       </w:ins>
     </w:p>
@@ -4314,7 +4314,7 @@
       </w:ins>
       <w:ins w:id="63" w:author="PR Preview" w:date="2026-01-01T00:00:00Z">
         <w:r>
-          <w:t xml:space="preserve">Define each shorthand once, at first use, as</w:t>
+          <w:t xml:space="preserve">Spelled out, the same words apply:</w:t>
         </w:r>
       </w:ins>
       <w:ins w:id="64" w:author="PR Preview" w:date="2026-01-01T00:00:00Z">
@@ -4324,12 +4324,12 @@
       </w:ins>
       <w:ins w:id="65" w:author="PR Preview" w:date="2026-01-01T00:00:00Z">
         <w:r>
-          <w:t xml:space="preserve">“population mean squared error (pMSE)”</w:t>
+          <w:t xml:space="preserve">“population mean squared error”</w:t>
         </w:r>
       </w:ins>
       <w:ins w:id="66" w:author="PR Preview" w:date="2026-01-01T00:00:00Z">
         <w:r>
-          <w:t xml:space="preserve">.</w:t>
+          <w:t xml:space="preserve">,</w:t>
         </w:r>
       </w:ins>
       <w:ins w:id="67" w:author="PR Preview" w:date="2026-01-01T00:00:00Z">
@@ -4339,70 +4339,110 @@
       </w:ins>
       <w:ins w:id="68" w:author="PR Preview" w:date="2026-01-01T00:00:00Z">
         <w:r>
-          <w:t xml:space="preserve">A term that already says which, such as</w:t>
+          <w:t xml:space="preserve">“sample root mean squared error”</w:t>
         </w:r>
       </w:ins>
       <w:ins w:id="69" w:author="PR Preview" w:date="2026-01-01T00:00:00Z">
         <w:r>
-          <w:t xml:space="preserve"> </w:t>
+          <w:t xml:space="preserve">,</w:t>
         </w:r>
       </w:ins>
       <w:ins w:id="70" w:author="PR Preview" w:date="2026-01-01T00:00:00Z">
         <w:r>
-          <w:t xml:space="preserve">“mean function”</w:t>
+          <w:t xml:space="preserve"> </w:t>
         </w:r>
       </w:ins>
       <w:ins w:id="71" w:author="PR Preview" w:date="2026-01-01T00:00:00Z">
         <w:r>
-          <w:t xml:space="preserve">,</w:t>
+          <w:t xml:space="preserve">“population mean absolute error”</w:t>
         </w:r>
       </w:ins>
       <w:ins w:id="72" w:author="PR Preview" w:date="2026-01-01T00:00:00Z">
         <w:r>
-          <w:t xml:space="preserve"> </w:t>
+          <w:t xml:space="preserve">.</w:t>
         </w:r>
       </w:ins>
       <w:ins w:id="73" w:author="PR Preview" w:date="2026-01-01T00:00:00Z">
         <w:r>
-          <w:t xml:space="preserve">“mean squared error”</w:t>
+          <w:t xml:space="preserve"> </w:t>
         </w:r>
       </w:ins>
       <w:ins w:id="74" w:author="PR Preview" w:date="2026-01-01T00:00:00Z">
         <w:r>
-          <w:t xml:space="preserve"> </w:t>
+          <w:t xml:space="preserve">Define each shorthand once, at first use, as</w:t>
         </w:r>
       </w:ins>
       <w:ins w:id="75" w:author="PR Preview" w:date="2026-01-01T00:00:00Z">
         <w:r>
-          <w:t xml:space="preserve">or</w:t>
+          <w:t xml:space="preserve"> </w:t>
         </w:r>
       </w:ins>
       <w:ins w:id="76" w:author="PR Preview" w:date="2026-01-01T00:00:00Z">
         <w:r>
-          <w:t xml:space="preserve"> </w:t>
+          <w:t xml:space="preserve">“population mean squared error (pMSE)”</w:t>
         </w:r>
       </w:ins>
       <w:ins w:id="77" w:author="PR Preview" w:date="2026-01-01T00:00:00Z">
         <w:r>
-          <w:t xml:space="preserve">“running mean”</w:t>
+          <w:t xml:space="preserve">.</w:t>
         </w:r>
       </w:ins>
       <w:ins w:id="78" w:author="PR Preview" w:date="2026-01-01T00:00:00Z">
         <w:r>
-          <w:t xml:space="preserve">, needs no extra word beyond that,</w:t>
+          <w:t xml:space="preserve"> </w:t>
         </w:r>
       </w:ins>
       <w:ins w:id="79" w:author="PR Preview" w:date="2026-01-01T00:00:00Z">
         <w:r>
-          <w:t xml:space="preserve"> </w:t>
+          <w:t xml:space="preserve">A term that already says which, such as</w:t>
         </w:r>
       </w:ins>
       <w:ins w:id="80" w:author="PR Preview" w:date="2026-01-01T00:00:00Z">
         <w:r>
-          <w:t xml:space="preserve">and neither does expected value notation such as</w:t>
+          <w:t xml:space="preserve"> </w:t>
         </w:r>
       </w:ins>
       <w:ins w:id="81" w:author="PR Preview" w:date="2026-01-01T00:00:00Z">
+        <w:r>
+          <w:t xml:space="preserve">“mean function”</w:t>
+        </w:r>
+      </w:ins>
+      <w:ins w:id="82" w:author="PR Preview" w:date="2026-01-01T00:00:00Z">
+        <w:r>
+          <w:t xml:space="preserve"> </w:t>
+        </w:r>
+      </w:ins>
+      <w:ins w:id="83" w:author="PR Preview" w:date="2026-01-01T00:00:00Z">
+        <w:r>
+          <w:t xml:space="preserve">or</w:t>
+        </w:r>
+      </w:ins>
+      <w:ins w:id="84" w:author="PR Preview" w:date="2026-01-01T00:00:00Z">
+        <w:r>
+          <w:t xml:space="preserve"> </w:t>
+        </w:r>
+      </w:ins>
+      <w:ins w:id="85" w:author="PR Preview" w:date="2026-01-01T00:00:00Z">
+        <w:r>
+          <w:t xml:space="preserve">“running mean”</w:t>
+        </w:r>
+      </w:ins>
+      <w:ins w:id="86" w:author="PR Preview" w:date="2026-01-01T00:00:00Z">
+        <w:r>
+          <w:t xml:space="preserve">, needs no extra word,</w:t>
+        </w:r>
+      </w:ins>
+      <w:ins w:id="87" w:author="PR Preview" w:date="2026-01-01T00:00:00Z">
+        <w:r>
+          <w:t xml:space="preserve"> </w:t>
+        </w:r>
+      </w:ins>
+      <w:ins w:id="88" w:author="PR Preview" w:date="2026-01-01T00:00:00Z">
+        <w:r>
+          <w:t xml:space="preserve">and neither does expected value notation such as</w:t>
+        </w:r>
+      </w:ins>
+      <w:ins w:id="89" w:author="PR Preview" w:date="2026-01-01T00:00:00Z">
         <w:r>
           <w:t xml:space="preserve"> </w:t>
         </w:r>
@@ -4434,59 +4474,19 @@
           <m:t>​</m:t>
         </m:r>
       </m:oMath>
-      <w:ins w:id="82" w:author="PR Preview" w:date="2026-01-01T00:00:00Z">
+      <w:ins w:id="90" w:author="PR Preview" w:date="2026-01-01T00:00:00Z">
         <w:r>
           <w:t xml:space="preserve">.</w:t>
-        </w:r>
-      </w:ins>
-      <w:ins w:id="83" w:author="PR Preview" w:date="2026-01-01T00:00:00Z">
-        <w:r>
-          <w:t xml:space="preserve"> </w:t>
-        </w:r>
-      </w:ins>
-      <w:ins w:id="84" w:author="PR Preview" w:date="2026-01-01T00:00:00Z">
-        <w:r>
-          <w:t xml:space="preserve">For example, write</w:t>
-        </w:r>
-      </w:ins>
-      <w:ins w:id="85" w:author="PR Preview" w:date="2026-01-01T00:00:00Z">
-        <w:r>
-          <w:t xml:space="preserve"> </w:t>
-        </w:r>
-      </w:ins>
-      <w:ins w:id="86" w:author="PR Preview" w:date="2026-01-01T00:00:00Z">
-        <w:r>
-          <w:t xml:space="preserve">“the sample mean of the training outcomes estimates the population mean of the outcome”</w:t>
-        </w:r>
-      </w:ins>
-      <w:ins w:id="87" w:author="PR Preview" w:date="2026-01-01T00:00:00Z">
-        <w:r>
-          <w:t xml:space="preserve">,</w:t>
-        </w:r>
-      </w:ins>
-      <w:ins w:id="88" w:author="PR Preview" w:date="2026-01-01T00:00:00Z">
-        <w:r>
-          <w:t xml:space="preserve"> </w:t>
-        </w:r>
-      </w:ins>
-      <w:ins w:id="89" w:author="PR Preview" w:date="2026-01-01T00:00:00Z">
-        <w:r>
-          <w:t xml:space="preserve">not</w:t>
-        </w:r>
-      </w:ins>
-      <w:ins w:id="90" w:author="PR Preview" w:date="2026-01-01T00:00:00Z">
-        <w:r>
-          <w:t xml:space="preserve"> </w:t>
         </w:r>
       </w:ins>
       <w:ins w:id="91" w:author="PR Preview" w:date="2026-01-01T00:00:00Z">
         <w:r>
-          <w:t xml:space="preserve">“the mean estimates the mean”</w:t>
+          <w:t xml:space="preserve"> </w:t>
         </w:r>
       </w:ins>
       <w:ins w:id="92" w:author="PR Preview" w:date="2026-01-01T00:00:00Z">
         <w:r>
-          <w:t xml:space="preserve">.</w:t>
+          <w:t xml:space="preserve">For example, write</w:t>
         </w:r>
       </w:ins>
       <w:ins w:id="93" w:author="PR Preview" w:date="2026-01-01T00:00:00Z">
@@ -4496,25 +4496,65 @@
       </w:ins>
       <w:ins w:id="94" w:author="PR Preview" w:date="2026-01-01T00:00:00Z">
         <w:r>
-          <w:t xml:space="preserve">Drop the qualifier only when it is completely clear from context,</w:t>
+          <w:t xml:space="preserve">“the sample mean of the training outcomes estimates the population mean of the outcome”</w:t>
         </w:r>
       </w:ins>
       <w:ins w:id="95" w:author="PR Preview" w:date="2026-01-01T00:00:00Z">
         <w:r>
-          <w:t xml:space="preserve"> </w:t>
+          <w:t xml:space="preserve">,</w:t>
         </w:r>
       </w:ins>
       <w:ins w:id="96" w:author="PR Preview" w:date="2026-01-01T00:00:00Z">
         <w:r>
-          <w:t xml:space="preserve">such as inside a definition that has just said which one it concerns.</w:t>
+          <w:t xml:space="preserve"> </w:t>
         </w:r>
       </w:ins>
       <w:ins w:id="97" w:author="PR Preview" w:date="2026-01-01T00:00:00Z">
         <w:r>
-          <w:t xml:space="preserve"> </w:t>
+          <w:t xml:space="preserve">not</w:t>
         </w:r>
       </w:ins>
       <w:ins w:id="98" w:author="PR Preview" w:date="2026-01-01T00:00:00Z">
+        <w:r>
+          <w:t xml:space="preserve"> </w:t>
+        </w:r>
+      </w:ins>
+      <w:ins w:id="99" w:author="PR Preview" w:date="2026-01-01T00:00:00Z">
+        <w:r>
+          <w:t xml:space="preserve">“the mean estimates the mean”</w:t>
+        </w:r>
+      </w:ins>
+      <w:ins w:id="100" w:author="PR Preview" w:date="2026-01-01T00:00:00Z">
+        <w:r>
+          <w:t xml:space="preserve">.</w:t>
+        </w:r>
+      </w:ins>
+      <w:ins w:id="101" w:author="PR Preview" w:date="2026-01-01T00:00:00Z">
+        <w:r>
+          <w:t xml:space="preserve"> </w:t>
+        </w:r>
+      </w:ins>
+      <w:ins w:id="102" w:author="PR Preview" w:date="2026-01-01T00:00:00Z">
+        <w:r>
+          <w:t xml:space="preserve">Drop the qualifier only when it is completely clear from context,</w:t>
+        </w:r>
+      </w:ins>
+      <w:ins w:id="103" w:author="PR Preview" w:date="2026-01-01T00:00:00Z">
+        <w:r>
+          <w:t xml:space="preserve"> </w:t>
+        </w:r>
+      </w:ins>
+      <w:ins w:id="104" w:author="PR Preview" w:date="2026-01-01T00:00:00Z">
+        <w:r>
+          <w:t xml:space="preserve">such as inside a definition that has just said which one it concerns.</w:t>
+        </w:r>
+      </w:ins>
+      <w:ins w:id="105" w:author="PR Preview" w:date="2026-01-01T00:00:00Z">
+        <w:r>
+          <w:t xml:space="preserve"> </w:t>
+        </w:r>
+      </w:ins>
+      <w:ins w:id="106" w:author="PR Preview" w:date="2026-01-01T00:00:00Z">
         <w:r>
           <w:t xml:space="preserve">When in doubt, keep it.</w:t>
         </w:r>
